--- a/livrables/lecons/dzogchen/2026-09-22_lecon-dzogchen_17_dzogchen-mahamudra-convergences-differences-debats.docx
+++ b/livrables/lecons/dzogchen/2026-09-22_lecon-dzogchen_17_dzogchen-mahamudra-convergences-differences-debats.docx
@@ -178,7 +178,7 @@
           <w:sz w:val="26"/>
           <w:szCs w:val="26"/>
         </w:rPr>
-        <w:t xml:space="preserve">2. Le 3e Karmapa Rangjung Dorjé — un pont vivant</w:t>
+        <w:t xml:space="preserve">2. Le 3e Karmapa Rangjung Dorjé — détenteur des deux lignées</w:t>
       </w:r>
     </w:p>
     <w:p>
@@ -206,7 +206,18 @@
           <w:sz w:val="22"/>
           <w:szCs w:val="22"/>
         </w:rPr>
-        <w:t xml:space="preserve">Rangjung Dorjé est né dans une famille Nyingma et reçoit les enseignements Dzogchen du maître Rigdzin Kumaradza. Il rencontre également Longchenpa. Sa transmission Dzogchen dans le cadre Karma Kagyü porte le nom de Karma Nyingthik (Essence du Cœur de l'école Karma). Son « Aspiration de la Mahamudra » reste l'une de ses compositions les plus célébrées. Il incarne ainsi la possibilité de tenir les deux lignées sans les confondre.</w:t>
+        <w:t xml:space="preserve">Rangjung Dorjé est né dans une famille Nyingma et reçoit les enseignements Dzogchen du maître Rigdzin Kumaradza. Il rencontre également Longchenpa. Sa transmission Dzogchen dans le cadre Karma Kagyü porte le nom de Karma Nyingthik (Essence du Cœur de l'école Karma). Son « Aspiration de la Mahamudra » reste l'une de ses compositions les plus célébrées. La notice le dit « lineage-holder in both the Karma Kagyu and the Nyingma tradition of Dzogchen », et rapporte un échange : Longchenpa lui transmet certains enseignements Dzogchen et, « in exchange, Rangjung Dorje imparted important "New Translation" Tantras to Longchenpa ».</w:t>
+      </w:r>
+      <w:r>
+        <w:rPr>
+          <w:rFonts w:ascii="Times New Roman" w:cs="Times New Roman" w:eastAsia="Times New Roman" w:hAnsi="Times New Roman"/>
+          <w:i/>
+          <w:iCs/>
+          <w:color w:val="6B7280"/>
+          <w:sz w:val="20"/>
+          <w:szCs w:val="20"/>
+        </w:rPr>
+        <w:t xml:space="preserve"> [Corrigé le 23/09/2026 : la leçon livrée concluait « Il incarne ainsi la possibilité de tenir les deux lignées sans les confondre » — une qualité prêtée à un homme, que sa page ne porte pas. La règle A6 de ce parcours avait été écrite le 08/09/2026 pour cette personne exactement.]</w:t>
       </w:r>
     </w:p>
     <w:p>
@@ -237,7 +248,7 @@
           <w:sz w:val="22"/>
           <w:szCs w:val="22"/>
         </w:rPr>
-        <w:t xml:space="preserve">La formulation la plus directe de la thèse convergente est celle de Tsele Natsok Rangdröl (aussi appelé Künkhyen Tsele Rinpoché), cité dans Lion's Roar :</w:t>
+        <w:t xml:space="preserve">La formulation la plus directe de la thèse convergente est celle de Tsele Natsok Rangdröl (aussi appelé Künkhyen Tsele Rinpoché), cité par Tulku Urgyen Rinpoché (1920-1996) dans son article de Lion's Roar :</w:t>
       </w:r>
     </w:p>
     <w:p>
@@ -253,7 +264,18 @@
           <w:sz w:val="22"/>
           <w:szCs w:val="22"/>
         </w:rPr>
-        <w:t xml:space="preserve">« Mahamudra and Dzogchen differ in words but not in meaning. The only difference is that Mahamudra stresses mindfulness while Dzogchen relaxes within awareness. » — Tsele Natsok Rangdröl (Künkhyen Tsele Rinpoché), cité dans Lion's Roar, « Comparing Mahamudra and Dzogchen »</w:t>
+        <w:t xml:space="preserve">« Mahamudra and Dzogchen differ in words but not in meaning. The only difference is that Mahamudra stresses mindfulness while Dzogchen relaxes within awareness. » — Tsele Natsok Rangdröl (Künkhyen Tsele Rinpoché), cité par Tulku Urgyen Rinpoché, « Comparing Mahamudra and Dzogchen », Lion's Roar</w:t>
+      </w:r>
+      <w:r>
+        <w:rPr>
+          <w:rFonts w:ascii="Times New Roman" w:cs="Times New Roman" w:eastAsia="Times New Roman" w:hAnsi="Times New Roman"/>
+          <w:i/>
+          <w:iCs/>
+          <w:color w:val="6B7280"/>
+          <w:sz w:val="20"/>
+          <w:szCs w:val="20"/>
+        </w:rPr>
+        <w:t xml:space="preserve"> [Corrigé le 23/09/2026 : l'article est signé « By Tulku Urgyen Rinpoche » (1920-1996) ; la leçon s'y appuyait huit fois sans jamais le nommer — A2 bis, cite l'auteur, pas l'organe qui le publie.]</w:t>
       </w:r>
     </w:p>
     <w:p>
@@ -312,7 +334,18 @@
           <w:sz w:val="22"/>
           <w:szCs w:val="22"/>
         </w:rPr>
-        <w:t xml:space="preserve">Les différences ne sont pas que terminologiques. Selon Alexander Berzin (Study Buddhism / Berzin Archives), elles tiennent à au moins quatre points :</w:t>
+        <w:t xml:space="preserve">Les différences ne sont pas que terminologiques. Elles tiennent à au moins quatre points, qui ne viennent pas de la même source : les points 1 et 3 sont d'Alexander Berzin (Study Buddhism / Berzin Archives), les points 2 et 4 de Tulku Urgyen Rinpoché (Lion's Roar).</w:t>
+      </w:r>
+      <w:r>
+        <w:rPr>
+          <w:rFonts w:ascii="Times New Roman" w:cs="Times New Roman" w:eastAsia="Times New Roman" w:hAnsi="Times New Roman"/>
+          <w:i/>
+          <w:iCs/>
+          <w:color w:val="6B7280"/>
+          <w:sz w:val="20"/>
+          <w:szCs w:val="20"/>
+        </w:rPr>
+        <w:t xml:space="preserve"> [Corrigé le 23/09/2026 : la leçon livrée donnait les quatre points « selon Alexander Berzin ». Sa page, rouverte, ne contient ni « abandon » (0 occurrence) ni « four yogas » (0 occurrence) : les points 2 et 4 viennent de l'article de Tulku Urgyen Rinpoché. Et la section que Berzin intitule « The Differences between Mahamudra and Dzogchen » dit surtout ce que la leçon ne reprenait pas : la Mahamudra se pratique aux niveaux sūtra et anuttarayoga selon les écoles (la Sakya, uniquement anuttarayoga), tandis que « Dzogchen practice, however, is exclusively done on the highest level of tantra and deals only with the subtlest level of mental activity ».]</w:t>
       </w:r>
     </w:p>
     <w:p>
@@ -350,7 +383,7 @@
           <w:sz w:val="22"/>
           <w:szCs w:val="22"/>
         </w:rPr>
-        <w:t xml:space="preserve">Rôle des apparences : la Mahamudra s'entraîne avec elles (six perceptions, expériences) ; le Dzogchen se concentre sur la conscience elle-même, abandonnant l'engagement avec les apparences.</w:t>
+        <w:t xml:space="preserve">Rôle des apparences : la Mahamudra s'entraîne avec elles (six perceptions, expériences) ; le Dzogchen se concentre sur la conscience elle-même, abandonnant l'engagement avec les apparences — Tulku Urgyen Rinpoché écrit « You abandon all appearances and only rest in rigpa » pour le Dzogchen, et pour la Mahamudra « We do not need to cast them away or abandon them » (Lion's Roar).</w:t>
       </w:r>
     </w:p>
     <w:p>
@@ -388,7 +421,7 @@
           <w:sz w:val="22"/>
           <w:szCs w:val="22"/>
         </w:rPr>
-        <w:t xml:space="preserve">Progression : la Mahamudra procède par strates — les quatre yogas (un-pointu, simplicité, un-goût, non-méditation) — en réduisant progressivement la fixation mentale. Le Dzogchen introduit la non-méditation dès le début.</w:t>
+        <w:t xml:space="preserve">Progression : la Mahamudra procède par strates — les quatre yogas (un-pointu, simplicité, un-goût, non-méditation) — en réduisant progressivement la fixation mentale. Le Dzogchen introduit la non-méditation dès le début : « In Dzogchen, from the very beginning you are introduced to nonmeditation, nondistraction » (Tulku Urgyen Rinpoché, Lion's Roar) — les quatre noms des yogas, eux, viennent de la notice Wikipédia.</w:t>
       </w:r>
     </w:p>
     <w:p>
@@ -471,40 +504,83 @@
           <w:sz w:val="22"/>
           <w:szCs w:val="22"/>
         </w:rPr>
-        <w:t xml:space="preserve">Mipham Rinpoché (1846-1912) — figure centrale du mouvement Rimé en contexte Nyingma — travaille à réconcilier la vue Dzogchen avec la philosophie Madhyamaka sūtrique, sans opérer spécifiquement de synthèse avec la Mahamudra Kagyü (Wikipedia / Mipham Rinpoché).</w:t>
-      </w:r>
-    </w:p>
-    <w:p>
-      <w:pPr>
-        <w:pStyle w:val="ListParagraph"/>
-        <w:numPr>
-          <w:ilvl w:val="0"/>
-          <w:numId w:val="1"/>
-        </w:numPr>
-        <w:spacing w:after="60" w:before="60"/>
-      </w:pPr>
-      <w:r>
-        <w:rPr>
-          <w:rFonts w:ascii="Times New Roman" w:cs="Times New Roman" w:eastAsia="Times New Roman" w:hAnsi="Times New Roman"/>
-          <w:color w:val="1F2937"/>
-          <w:sz w:val="22"/>
-          <w:szCs w:val="22"/>
-        </w:rPr>
-        <w:t xml:space="preserve">La tradition Palyul (Nyingma) préserve une transmission nommée « Union de la Mahamudra et de l'Ati Yoga » (Wikipedia / Mahamudra).</w:t>
-      </w:r>
-    </w:p>
-    <w:p>
-      <w:pPr>
-        <w:spacing w:after="80" w:before="80"/>
-      </w:pPr>
-      <w:r>
-        <w:rPr>
-          <w:rFonts w:ascii="Times New Roman" w:cs="Times New Roman" w:eastAsia="Times New Roman" w:hAnsi="Times New Roman"/>
-          <w:color w:val="1F2937"/>
-          <w:sz w:val="22"/>
-          <w:szCs w:val="22"/>
-        </w:rPr>
-        <w:t xml:space="preserve">Un texte de Do-Ngak Chökyi Gyatso, recensé par Lotsawa House sous le titre « Memorandum on the Subject of Mahāmudrā and Dzogchen Instructions », aborde directement la question : il distingue les instructions « plus générales » de celles « destinées à des individus spécifiques » et suggère une approche gradualiste pour la majorité des praticiens, sauf ceux aux aptitudes exceptionnelles — note : cette description provient de la page principale de Lotsawa House, le lien direct du texte (404) n'a pas pu être ouvert.</w:t>
+        <w:t xml:space="preserve">Mipham Rinpoché (1846-1912) — figure centrale du mouvement Rimé en contexte Nyingma — travaille à réconcilier la vue Dzogchen avec la philosophie Madhyamaka sūtrique (Wikipedia / Mipham Rinpoché).</w:t>
+      </w:r>
+      <w:r>
+        <w:rPr>
+          <w:rFonts w:ascii="Times New Roman" w:cs="Times New Roman" w:eastAsia="Times New Roman" w:hAnsi="Times New Roman"/>
+          <w:i/>
+          <w:iCs/>
+          <w:color w:val="6B7280"/>
+          <w:sz w:val="20"/>
+          <w:szCs w:val="20"/>
+        </w:rPr>
+        <w:t xml:space="preserve"> [Corrigé le 23/09/2026 : la leçon livrée ajoutait « sans opérer spécifiquement de synthèse avec la Mahamudra Kagyü ». Sa notice Wikipédia, rouverte, ne contient aucune occurrence du mot Mahamudra sur 49 602 caractères : elle n'en dit rien, ce qui ne permet de conclure ni dans un sens ni dans l'autre — règle B2, une absence de mention n'est pas une absence de fait.]</w:t>
+      </w:r>
+    </w:p>
+    <w:p>
+      <w:pPr>
+        <w:pStyle w:val="ListParagraph"/>
+        <w:numPr>
+          <w:ilvl w:val="0"/>
+          <w:numId w:val="1"/>
+        </w:numPr>
+        <w:spacing w:after="60" w:before="60"/>
+      </w:pPr>
+      <w:r>
+        <w:rPr>
+          <w:rFonts w:ascii="Times New Roman" w:cs="Times New Roman" w:eastAsia="Times New Roman" w:hAnsi="Times New Roman"/>
+          <w:color w:val="1F2937"/>
+          <w:sz w:val="22"/>
+          <w:szCs w:val="22"/>
+        </w:rPr>
+        <w:t xml:space="preserve">La tradition Palyul (Nyingma) préserve une transmission nommée « Union of mahāmudrā and Ati Yoga », que la page dit « originated by Karma Chagme » — celui du paragraphe précédent (Wikipedia / Mahamudra).</w:t>
+      </w:r>
+    </w:p>
+    <w:p>
+      <w:pPr>
+        <w:spacing w:after="80" w:before="80"/>
+      </w:pPr>
+      <w:r>
+        <w:rPr>
+          <w:rFonts w:ascii="Times New Roman" w:cs="Times New Roman" w:eastAsia="Times New Roman" w:hAnsi="Times New Roman"/>
+          <w:color w:val="1F2937"/>
+          <w:sz w:val="22"/>
+          <w:szCs w:val="22"/>
+        </w:rPr>
+        <w:t xml:space="preserve">Un texte de Do-Ngak Chökyi Gyatso, publié par Lotsawa House sous le titre </w:t>
+      </w:r>
+      <w:hyperlink w:history="1" r:id="rIdLotsawaMemorandum">
+        <w:r>
+          <w:rPr>
+            <w:rFonts w:ascii="Times New Roman" w:cs="Times New Roman" w:eastAsia="Times New Roman" w:hAnsi="Times New Roman"/>
+            <w:color w:val="1155CC"/>
+            <w:sz w:val="22"/>
+            <w:szCs w:val="22"/>
+            <w:u w:val="single"/>
+          </w:rPr>
+          <w:t xml:space="preserve">Memorandum on the Subject of Mahāmudrā and Dzogchen Instructions</w:t>
+        </w:r>
+      </w:hyperlink>
+      <w:r>
+        <w:rPr>
+          <w:rFonts w:ascii="Times New Roman" w:cs="Times New Roman" w:eastAsia="Times New Roman" w:hAnsi="Times New Roman"/>
+          <w:color w:val="1F2937"/>
+          <w:sz w:val="22"/>
+          <w:szCs w:val="22"/>
+        </w:rPr>
+        <w:t xml:space="preserve">, aborde directement la question. Il s'ouvre sur « The Mahāmudrā and Dzogchen instructions are not invalid. In fact, the ways in which they are valid become clear when we make a distinction between 1) teachings that apply more generally, and 2) teachings that are intended for particular individuals », et vise ceux qui « will suggest that everyone should follow the path of Mahāmudrā or Dzogchen right from the beginning, and declare that anything else is not even Dharma ».</w:t>
+      </w:r>
+      <w:r>
+        <w:rPr>
+          <w:rFonts w:ascii="Times New Roman" w:cs="Times New Roman" w:eastAsia="Times New Roman" w:hAnsi="Times New Roman"/>
+          <w:i/>
+          <w:iCs/>
+          <w:color w:val="6B7280"/>
+          <w:sz w:val="20"/>
+          <w:szCs w:val="20"/>
+        </w:rPr>
+        <w:t xml:space="preserve"> [Corrigé le 23/09/2026 : la leçon livrée décrivait ce texte « d'après la page principale de Lotsawa House, qui en présente le contenu » — cette page, rouverte, ne contient ni « Memorandum », ni « Do-Ngak », ni « Chökyi Gyatso » sur ses 7 968 caractères. Le texte existe bien : le lien essayé le 22/09 portait le slug « do-ngak-chokyi-gyatso » (404), le bon est « dongak-chokyi-gyatso » (HTTP 200, 7 815 caractères), et il est désormais lu et lié. La description donnée était juste ; c'est sa provenance qui était fausse.]</w:t>
       </w:r>
     </w:p>
     <w:p>
@@ -1301,7 +1377,18 @@
           <w:sz w:val="22"/>
           <w:szCs w:val="22"/>
         </w:rPr>
-        <w:t xml:space="preserve">Adeu Rinpoché (1931-2007) était maître des lignées Drukpa Kagyü et Nyingma. Il pouvait enseigner aussi bien la Mahamudra que le Dzogchen, selon Lion's Roar, sans jamais affirmer que l'une rendait l'autre superflue.</w:t>
+        <w:t xml:space="preserve">Adeu Rinpoché (1931-2007) était maître des lignées Drukpa Kagyü et Nyingma. Il pouvait enseigner aussi bien la Mahamudra que le Dzogchen. Dans Lion's Roar il écrit que les deux approches sont « identical in essence—you may follow one or the other—however, each has its own unique instructions », et compare : « It is like approaching Bodhgaya from the south or the north—both roads lead to the same destination. »</w:t>
+      </w:r>
+      <w:r>
+        <w:rPr>
+          <w:rFonts w:ascii="Times New Roman" w:cs="Times New Roman" w:eastAsia="Times New Roman" w:hAnsi="Times New Roman"/>
+          <w:i/>
+          <w:iCs/>
+          <w:color w:val="6B7280"/>
+          <w:sz w:val="20"/>
+          <w:szCs w:val="20"/>
+        </w:rPr>
+        <w:t xml:space="preserve"> [Corrigé le 23/09/2026 : la leçon livrée écrivait « sans jamais affirmer que l'une rendait l'autre superflue » — la page dit ce qu'il enseignait, pas ce qu'il n'a jamais affirmé. Sa position y est écrite, elle remplace la négation.]</w:t>
       </w:r>
     </w:p>
     <w:p>
@@ -1401,7 +1488,7 @@
           <w:sz w:val="22"/>
           <w:szCs w:val="22"/>
         </w:rPr>
-        <w:t xml:space="preserve">Toutes les URL ont été testées (HTTP 200) le 22 septembre 2026.</w:t>
+        <w:t xml:space="preserve">Toutes les URL ont été testées (HTTP 200) le 22 septembre 2026, et rouvertes une à une le 23 septembre 2026 pour la correction.</w:t>
       </w:r>
     </w:p>
     <w:p>
@@ -1581,6 +1668,39 @@
       </w:hyperlink>
     </w:p>
     <w:p>
+      <w:pPr>
+        <w:pStyle w:val="ListParagraph"/>
+        <w:numPr>
+          <w:ilvl w:val="0"/>
+          <w:numId w:val="1"/>
+        </w:numPr>
+        <w:spacing w:after="60" w:before="60"/>
+      </w:pPr>
+      <w:hyperlink w:history="1" r:id="rIdLotsawaMemorandum">
+        <w:r>
+          <w:rPr>
+            <w:rFonts w:ascii="Times New Roman" w:cs="Times New Roman" w:eastAsia="Times New Roman" w:hAnsi="Times New Roman"/>
+            <w:color w:val="1155CC"/>
+            <w:sz w:val="22"/>
+            <w:szCs w:val="22"/>
+            <w:u w:val="single"/>
+          </w:rPr>
+          <w:t xml:space="preserve">lotsawahouse.org — Memorandum on the Subject of Mahāmudrā and Dzogchen Instructions (Do-Ngak Chökyi Gyatso)</w:t>
+        </w:r>
+      </w:hyperlink>
+      <w:r>
+        <w:rPr>
+          <w:rFonts w:ascii="Times New Roman" w:cs="Times New Roman" w:eastAsia="Times New Roman" w:hAnsi="Times New Roman"/>
+          <w:i/>
+          <w:iCs/>
+          <w:color w:val="6B7280"/>
+          <w:sz w:val="20"/>
+          <w:szCs w:val="20"/>
+        </w:rPr>
+        <w:t xml:space="preserve"> [Ajouté le 23/09/2026]</w:t>
+      </w:r>
+    </w:p>
+    <w:p>
       <w:r>
         <w:t xml:space="preserve"/>
       </w:r>
@@ -1663,7 +1783,7 @@
           <w:sz w:val="22"/>
           <w:szCs w:val="22"/>
         </w:rPr>
-        <w:t xml:space="preserve">Sources non accessibles lors de cette exécution : Rigpa Wiki (403) ; Lotsawa House — page spécifique du texte de Do-Ngak Chökyi Gyatso (404). Ce texte est décrit d'après la page principale de Lotsawa House, qui en présente le contenu.</w:t>
+        <w:t xml:space="preserve">Sources non accessibles lors de l'exécution du 22/09/2026 : Rigpa Wiki (403) ; Lotsawa House — page du texte de Do-Ngak Chökyi Gyatso (404, slug erroné). Le 23/09/2026, la page a été retrouvée et lue (HTTP 200) : le texte est cité d'après lui-même et lié dans les ressources.</w:t>
       </w:r>
     </w:p>
     <w:p>
@@ -1692,6 +1812,228 @@
           <w:szCs w:val="22"/>
         </w:rPr>
         <w:t xml:space="preserve">Dates non vérifiées dans cette exécution : celles de Saraha (8e siècle, approximation courante dans la tradition). La date de Jigme Lingpa (1730-1798 selon Jackson / Lion's Roar) présente une discordance mineure avec la leçon 16 de ce parcours, qui mentionnait « 1729 ou 1730 » pour la naissance — cette incertitude est connue et documentée dans le parcours.</w:t>
+      </w:r>
+    </w:p>
+    <w:p>
+      <w:pPr>
+        <w:pStyle w:val="Heading3"/>
+        <w:spacing w:after="80" w:before="240"/>
+      </w:pPr>
+      <w:r>
+        <w:rPr>
+          <w:rFonts w:ascii="Times New Roman" w:cs="Times New Roman" w:eastAsia="Times New Roman" w:hAnsi="Times New Roman"/>
+          <w:b/>
+          <w:bCs/>
+          <w:color w:val="1F2937"/>
+          <w:sz w:val="26"/>
+          <w:szCs w:val="26"/>
+        </w:rPr>
+        <w:t xml:space="preserve">📝 Journal des corrections</w:t>
+      </w:r>
+    </w:p>
+    <w:p>
+      <w:pPr>
+        <w:spacing w:after="80" w:before="80"/>
+      </w:pPr>
+      <w:r>
+        <w:rPr>
+          <w:rFonts w:ascii="Times New Roman" w:cs="Times New Roman" w:eastAsia="Times New Roman" w:hAnsi="Times New Roman"/>
+          <w:i/>
+          <w:iCs/>
+          <w:color w:val="6B7280"/>
+          <w:sz w:val="20"/>
+          <w:szCs w:val="20"/>
+        </w:rPr>
+        <w:t xml:space="preserve">Corrigée le 23/09/2026. Les huit pages sources ont été rouvertes une à une avec un agent de navigateur et relues mot pour mot. Les formulations d'origine sont conservées ici, et seulement ici.</w:t>
+      </w:r>
+    </w:p>
+    <w:p>
+      <w:pPr>
+        <w:pStyle w:val="ListParagraph"/>
+        <w:numPr>
+          <w:ilvl w:val="0"/>
+          <w:numId w:val="1"/>
+        </w:numPr>
+        <w:spacing w:after="60" w:before="60"/>
+      </w:pPr>
+      <w:r>
+        <w:rPr>
+          <w:rFonts w:ascii="Times New Roman" w:cs="Times New Roman" w:eastAsia="Times New Roman" w:hAnsi="Times New Roman"/>
+          <w:i/>
+          <w:iCs/>
+          <w:color w:val="6B7280"/>
+          <w:sz w:val="20"/>
+          <w:szCs w:val="20"/>
+        </w:rPr>
+        <w:t xml:space="preserve">① Titre de section : « 2. Le 3e Karmapa Rangjung Dorjé — un pont vivant » → « détenteur des deux lignées ». La règle A6 de ce parcours a été écrite le 08/09/2026 pour cet homme précisément, en retirant « pont entre les écoles Nyingma et Kagyü » de la leçon 15.</w:t>
+      </w:r>
+    </w:p>
+    <w:p>
+      <w:pPr>
+        <w:pStyle w:val="ListParagraph"/>
+        <w:numPr>
+          <w:ilvl w:val="0"/>
+          <w:numId w:val="1"/>
+        </w:numPr>
+        <w:spacing w:after="60" w:before="60"/>
+      </w:pPr>
+      <w:r>
+        <w:rPr>
+          <w:rFonts w:ascii="Times New Roman" w:cs="Times New Roman" w:eastAsia="Times New Roman" w:hAnsi="Times New Roman"/>
+          <w:i/>
+          <w:iCs/>
+          <w:color w:val="6B7280"/>
+          <w:sz w:val="20"/>
+          <w:szCs w:val="20"/>
+        </w:rPr>
+        <w:t xml:space="preserve">② « Il incarne ainsi la possibilité de tenir les deux lignées sans les confondre. » → remplacé par ce que la notice porte : détenteur des deux lignées, et l'échange avec Longchenpa (Dzogchen contre tantras des Nouvelles Traductions).</w:t>
+      </w:r>
+    </w:p>
+    <w:p>
+      <w:pPr>
+        <w:pStyle w:val="ListParagraph"/>
+        <w:numPr>
+          <w:ilvl w:val="0"/>
+          <w:numId w:val="1"/>
+        </w:numPr>
+        <w:spacing w:after="60" w:before="60"/>
+      </w:pPr>
+      <w:r>
+        <w:rPr>
+          <w:rFonts w:ascii="Times New Roman" w:cs="Times New Roman" w:eastAsia="Times New Roman" w:hAnsi="Times New Roman"/>
+          <w:i/>
+          <w:iCs/>
+          <w:color w:val="6B7280"/>
+          <w:sz w:val="20"/>
+          <w:szCs w:val="20"/>
+        </w:rPr>
+        <w:t xml:space="preserve">③ « cité dans Lion's Roar » (deux fois) → l'article est signé « By Tulku Urgyen Rinpoche » (1920-1996). La leçon s'appuyait huit fois sur son texte sans jamais le nommer.</w:t>
+      </w:r>
+    </w:p>
+    <w:p>
+      <w:pPr>
+        <w:pStyle w:val="ListParagraph"/>
+        <w:numPr>
+          <w:ilvl w:val="0"/>
+          <w:numId w:val="1"/>
+        </w:numPr>
+        <w:spacing w:after="60" w:before="60"/>
+      </w:pPr>
+      <w:r>
+        <w:rPr>
+          <w:rFonts w:ascii="Times New Roman" w:cs="Times New Roman" w:eastAsia="Times New Roman" w:hAnsi="Times New Roman"/>
+          <w:i/>
+          <w:iCs/>
+          <w:color w:val="6B7280"/>
+          <w:sz w:val="20"/>
+          <w:szCs w:val="20"/>
+        </w:rPr>
+        <w:t xml:space="preserve">④ « Selon Alexander Berzin …, elles tiennent à au moins quatre points » → les points 1 et 3 sont de Berzin (vérifiés mot pour mot : « innately aware of its own void nature », et l'accès au rigpa « without need to dissolve the energy-winds ») ; les points 2 et 4 sont de Tulku Urgyen Rinpoché. Sa page ne contient ni « abandon » ni « four yogas ». Ajouté : ce que sa section « The Differences between Mahamudra and Dzogchen » dit et que la leçon laissait de côté (sūtra et anuttarayoga selon les écoles ; « Dzogchen practice … is exclusively done on the highest level of tantra »).</w:t>
+      </w:r>
+    </w:p>
+    <w:p>
+      <w:pPr>
+        <w:pStyle w:val="ListParagraph"/>
+        <w:numPr>
+          <w:ilvl w:val="0"/>
+          <w:numId w:val="1"/>
+        </w:numPr>
+        <w:spacing w:after="60" w:before="60"/>
+      </w:pPr>
+      <w:r>
+        <w:rPr>
+          <w:rFonts w:ascii="Times New Roman" w:cs="Times New Roman" w:eastAsia="Times New Roman" w:hAnsi="Times New Roman"/>
+          <w:i/>
+          <w:iCs/>
+          <w:color w:val="6B7280"/>
+          <w:sz w:val="20"/>
+          <w:szCs w:val="20"/>
+        </w:rPr>
+        <w:t xml:space="preserve">⑤ « sans opérer spécifiquement de synthèse avec la Mahamudra Kagyü (Wikipedia / Mipham Rinpoché) » → retiré. La notice ne contient aucune occurrence du mot Mahamudra sur 49 602 caractères : elle n'en dit rien. Règle B2.</w:t>
+      </w:r>
+    </w:p>
+    <w:p>
+      <w:pPr>
+        <w:pStyle w:val="ListParagraph"/>
+        <w:numPr>
+          <w:ilvl w:val="0"/>
+          <w:numId w:val="1"/>
+        </w:numPr>
+        <w:spacing w:after="60" w:before="60"/>
+      </w:pPr>
+      <w:r>
+        <w:rPr>
+          <w:rFonts w:ascii="Times New Roman" w:cs="Times New Roman" w:eastAsia="Times New Roman" w:hAnsi="Times New Roman"/>
+          <w:i/>
+          <w:iCs/>
+          <w:color w:val="6B7280"/>
+          <w:sz w:val="20"/>
+          <w:szCs w:val="20"/>
+        </w:rPr>
+        <w:t xml:space="preserve">⑥ « Union de la Mahamudra et de l'Ati Yoga » → le titre de la page, « Union of mahāmudrā and Ati Yoga », avec ce qu'elle ajoute : « originated by Karma Chagme », qui relie ce paragraphe au précédent.</w:t>
+      </w:r>
+    </w:p>
+    <w:p>
+      <w:pPr>
+        <w:pStyle w:val="ListParagraph"/>
+        <w:numPr>
+          <w:ilvl w:val="0"/>
+          <w:numId w:val="1"/>
+        </w:numPr>
+        <w:spacing w:after="60" w:before="60"/>
+      </w:pPr>
+      <w:r>
+        <w:rPr>
+          <w:rFonts w:ascii="Times New Roman" w:cs="Times New Roman" w:eastAsia="Times New Roman" w:hAnsi="Times New Roman"/>
+          <w:i/>
+          <w:iCs/>
+          <w:color w:val="6B7280"/>
+          <w:sz w:val="20"/>
+          <w:szCs w:val="20"/>
+        </w:rPr>
+        <w:t xml:space="preserve">⑦ « cette description provient de la page principale de Lotsawa House, le lien direct du texte (404) n'a pas pu être ouvert » → la page principale ne mentionne ni le titre ni l'auteur (7 968 caractères). Le texte, lui, existe : le slug essayé était « do-ngak-chokyi-gyatso », le bon est « dongak-chokyi-gyatso ». Page ouverte (7 815 caractères), citée d'après elle-même, liée, et ajoutée aux ressources. Le mot « gradualiste » de la leçon livrée n'est pas du texte : c'est le résumé que Lotsawa House en donne sur sa page de thème Mahāmudrā. Le texte, lui, vise ceux qui veulent faire commencer tout le monde par la Mahāmudrā ou le Dzogchen.</w:t>
+      </w:r>
+    </w:p>
+    <w:p>
+      <w:pPr>
+        <w:pStyle w:val="ListParagraph"/>
+        <w:numPr>
+          <w:ilvl w:val="0"/>
+          <w:numId w:val="1"/>
+        </w:numPr>
+        <w:spacing w:after="60" w:before="60"/>
+      </w:pPr>
+      <w:r>
+        <w:rPr>
+          <w:rFonts w:ascii="Times New Roman" w:cs="Times New Roman" w:eastAsia="Times New Roman" w:hAnsi="Times New Roman"/>
+          <w:i/>
+          <w:iCs/>
+          <w:color w:val="6B7280"/>
+          <w:sz w:val="20"/>
+          <w:szCs w:val="20"/>
+        </w:rPr>
+        <w:t xml:space="preserve">⑧ Challenge : « sans jamais affirmer que l'une rendait l'autre superflue » → ce qu'Adeu Rinpoché écrit (« identical in essence—you may follow one or the other—however, each has its own unique instructions » ; « It is like approaching Bodhgaya from the south or the north »).</w:t>
+      </w:r>
+    </w:p>
+    <w:p>
+      <w:pPr>
+        <w:pStyle w:val="ListParagraph"/>
+        <w:numPr>
+          <w:ilvl w:val="0"/>
+          <w:numId w:val="1"/>
+        </w:numPr>
+        <w:spacing w:after="60" w:before="60"/>
+      </w:pPr>
+      <w:r>
+        <w:rPr>
+          <w:rFonts w:ascii="Times New Roman" w:cs="Times New Roman" w:eastAsia="Times New Roman" w:hAnsi="Times New Roman"/>
+          <w:i/>
+          <w:iCs/>
+          <w:color w:val="6B7280"/>
+          <w:sz w:val="20"/>
+          <w:szCs w:val="20"/>
+        </w:rPr>
+        <w:t xml:space="preserve">Non modifié, après vérification : le contraste sur les apparences (la page dit bien « You abandon all appearances and only rest in rigpa » pour le Dzogchen et « We do not need to cast them away or abandon them » pour la Mahamudra — la leçon était fidèle, seule l'attribution était fausse) ; la discordance 1338 / 1339 (1339 dans le corps de la notice, 1338 dans le titre d'une référence de Tom Suchan, 1998 — les deux sont bien sur la même page) ; les citations de Tsele, d'Adeu et de Roger R. Jackson, exactes.</w:t>
       </w:r>
     </w:p>
     <w:sectPr>
